--- a/ind/docx/01.content.docx
+++ b/ind/docx/01.content.docx
@@ -19,7 +19,7 @@
         <w:rPr>
           <w:lang w:val="id_ID" w:bidi="id_ID"/>
         </w:rPr>
-        <w:t>Resource: Catatan Studi - Pengantar Buku (Tyndale)</w:t>
+        <w:t>Resource: Tyndale Open Study Notes</w:t>
       </w:r>
       <w:r>
         <w:rPr>
@@ -112,7 +112,7 @@
         <w:rPr>
           <w:lang w:val="id_ID" w:bidi="id_ID"/>
         </w:rPr>
-        <w:t>Catatan Studi - Pengantar Buku (Tyndale)</w:t>
+        <w:t>Tyndale Open Study Notes</w:t>
       </w:r>
     </w:p>
     <w:p>

--- a/ind/docx/01.content.docx
+++ b/ind/docx/01.content.docx
@@ -19,7 +19,7 @@
         <w:rPr>
           <w:lang w:val="id_ID" w:bidi="id_ID"/>
         </w:rPr>
-        <w:t>Resource: Tyndale Open Study Notes</w:t>
+        <w:t>Resource: Aquifer Open Study Notes (Book Intros)</w:t>
       </w:r>
       <w:r>
         <w:rPr>
@@ -112,7 +112,7 @@
         <w:rPr>
           <w:lang w:val="id_ID" w:bidi="id_ID"/>
         </w:rPr>
-        <w:t>Tyndale Open Study Notes</w:t>
+        <w:t>Aquifer Open Study Notes (Book Intros)</w:t>
       </w:r>
     </w:p>
     <w:p>

--- a/ind/docx/01.content.docx
+++ b/ind/docx/01.content.docx
@@ -272,18 +272,12 @@
         </w:rPr>
         <w:t xml:space="preserve">Saat diperbudak di Mesir, bangsa Israel telah mengadopsi banyak ide dan kebiasaan kafir dari tuan-tuan Mesir mereka (lihat </w:t>
       </w:r>
-      <w:hyperlink r:id="rId13">
-        <w:r>
-          <w:rPr>
-            <w:lang w:val="id_ID" w:bidi="id_ID"/>
-          </w:rPr>
-          <w:rPr>
-            <w:color w:val="0000EE"/>
-            <w:u w:val="single"/>
-          </w:rPr>
-          <w:t>Kel. 32:1–4</w:t>
-        </w:r>
-      </w:hyperlink>
+      <w:r>
+        <w:rPr>
+          <w:lang w:val="id_ID" w:bidi="id_ID"/>
+        </w:rPr>
+        <w:t>Kel. 32:1–4</w:t>
+      </w:r>
       <w:r>
         <w:rPr>
           <w:lang w:val="id_ID" w:bidi="id_ID"/>
@@ -370,36 +364,24 @@
         </w:rPr>
         <w:t>Bagian pertama (</w:t>
       </w:r>
-      <w:hyperlink r:id="rId14">
-        <w:r>
-          <w:rPr>
-            <w:lang w:val="id_ID" w:bidi="id_ID"/>
-          </w:rPr>
-          <w:rPr>
-            <w:color w:val="0000EE"/>
-            <w:u w:val="single"/>
-          </w:rPr>
-          <w:t>1:1–2:3</w:t>
-        </w:r>
-      </w:hyperlink>
+      <w:r>
+        <w:rPr>
+          <w:lang w:val="id_ID" w:bidi="id_ID"/>
+        </w:rPr>
+        <w:t>1:1–2:3</w:t>
+      </w:r>
       <w:r>
         <w:rPr>
           <w:lang w:val="id_ID" w:bidi="id_ID"/>
         </w:rPr>
         <w:t>) tidak memiliki judul “toledot”— ini adalah kisah penciptaan “pada mulanya” (</w:t>
       </w:r>
-      <w:hyperlink r:id="rId15">
-        <w:r>
-          <w:rPr>
-            <w:lang w:val="id_ID" w:bidi="id_ID"/>
-          </w:rPr>
-          <w:rPr>
-            <w:color w:val="0000EE"/>
-            <w:u w:val="single"/>
-          </w:rPr>
-          <w:t>1:1</w:t>
-        </w:r>
-      </w:hyperlink>
+      <w:r>
+        <w:rPr>
+          <w:lang w:val="id_ID" w:bidi="id_ID"/>
+        </w:rPr>
+        <w:t>1:1</w:t>
+      </w:r>
       <w:r>
         <w:rPr>
           <w:lang w:val="id_ID" w:bidi="id_ID"/>
@@ -420,90 +402,60 @@
         </w:rPr>
         <w:t>Bagian selanjutnya (</w:t>
       </w:r>
-      <w:hyperlink r:id="rId16">
-        <w:r>
-          <w:rPr>
-            <w:lang w:val="id_ID" w:bidi="id_ID"/>
-          </w:rPr>
-          <w:rPr>
-            <w:color w:val="0000EE"/>
-            <w:u w:val="single"/>
-          </w:rPr>
-          <w:t>2:4–4:26</w:t>
-        </w:r>
-      </w:hyperlink>
+      <w:r>
+        <w:rPr>
+          <w:lang w:val="id_ID" w:bidi="id_ID"/>
+        </w:rPr>
+        <w:t>2:4–4:26</w:t>
+      </w:r>
       <w:r>
         <w:rPr>
           <w:lang w:val="id_ID" w:bidi="id_ID"/>
         </w:rPr>
         <w:t>) berfokus pada penciptaan kehidupan manusia (</w:t>
       </w:r>
-      <w:hyperlink r:id="rId17">
-        <w:r>
-          <w:rPr>
-            <w:lang w:val="id_ID" w:bidi="id_ID"/>
-          </w:rPr>
-          <w:rPr>
-            <w:color w:val="0000EE"/>
-            <w:u w:val="single"/>
-          </w:rPr>
-          <w:t>2:4–25</w:t>
-        </w:r>
-      </w:hyperlink>
+      <w:r>
+        <w:rPr>
+          <w:lang w:val="id_ID" w:bidi="id_ID"/>
+        </w:rPr>
+        <w:t>2:4–25</w:t>
+      </w:r>
       <w:r>
         <w:rPr>
           <w:lang w:val="id_ID" w:bidi="id_ID"/>
         </w:rPr>
         <w:t>), dan menelusuri apa yang terjadi pada ciptaan Allah karena dosa Adam dan Hawa (</w:t>
       </w:r>
-      <w:hyperlink r:id="rId18">
-        <w:r>
-          <w:rPr>
-            <w:lang w:val="id_ID" w:bidi="id_ID"/>
-          </w:rPr>
-          <w:rPr>
-            <w:color w:val="0000EE"/>
-            <w:u w:val="single"/>
-          </w:rPr>
-          <w:t>3:1–13</w:t>
-        </w:r>
-      </w:hyperlink>
+      <w:r>
+        <w:rPr>
+          <w:lang w:val="id_ID" w:bidi="id_ID"/>
+        </w:rPr>
+        <w:t>3:1–13</w:t>
+      </w:r>
       <w:r>
         <w:rPr>
           <w:lang w:val="id_ID" w:bidi="id_ID"/>
         </w:rPr>
         <w:t>), kutukan atas dosa mereka (</w:t>
       </w:r>
-      <w:hyperlink r:id="rId19">
-        <w:r>
-          <w:rPr>
-            <w:lang w:val="id_ID" w:bidi="id_ID"/>
-          </w:rPr>
-          <w:rPr>
-            <w:color w:val="0000EE"/>
-            <w:u w:val="single"/>
-          </w:rPr>
-          <w:t>3:14–24</w:t>
-        </w:r>
-      </w:hyperlink>
+      <w:r>
+        <w:rPr>
+          <w:lang w:val="id_ID" w:bidi="id_ID"/>
+        </w:rPr>
+        <w:t>3:14–24</w:t>
+      </w:r>
       <w:r>
         <w:rPr>
           <w:lang w:val="id_ID" w:bidi="id_ID"/>
         </w:rPr>
         <w:t>), dan penyebaran dosa kepada keturunan mereka (</w:t>
       </w:r>
-      <w:hyperlink r:id="rId20">
-        <w:r>
-          <w:rPr>
-            <w:lang w:val="id_ID" w:bidi="id_ID"/>
-          </w:rPr>
-          <w:rPr>
-            <w:color w:val="0000EE"/>
-            <w:u w:val="single"/>
-          </w:rPr>
-          <w:t>4:1–24</w:t>
-        </w:r>
-      </w:hyperlink>
+      <w:r>
+        <w:rPr>
+          <w:lang w:val="id_ID" w:bidi="id_ID"/>
+        </w:rPr>
+        <w:t>4:1–24</w:t>
+      </w:r>
       <w:r>
         <w:rPr>
           <w:lang w:val="id_ID" w:bidi="id_ID"/>
@@ -524,108 +476,72 @@
         </w:rPr>
         <w:t>Kemerdekaan dari Allah berakibat pada kemerosotan kehidupan manusia (</w:t>
       </w:r>
-      <w:hyperlink r:id="rId21">
-        <w:r>
-          <w:rPr>
-            <w:lang w:val="id_ID" w:bidi="id_ID"/>
-          </w:rPr>
-          <w:rPr>
-            <w:color w:val="0000EE"/>
-            <w:u w:val="single"/>
-          </w:rPr>
-          <w:t>5:1–6:8</w:t>
-        </w:r>
-      </w:hyperlink>
+      <w:r>
+        <w:rPr>
+          <w:lang w:val="id_ID" w:bidi="id_ID"/>
+        </w:rPr>
+        <w:t>5:1–6:8</w:t>
+      </w:r>
       <w:r>
         <w:rPr>
           <w:lang w:val="id_ID" w:bidi="id_ID"/>
         </w:rPr>
         <w:t xml:space="preserve">). Silsilah dari </w:t>
       </w:r>
-      <w:hyperlink r:id="rId22">
-        <w:r>
-          <w:rPr>
-            <w:lang w:val="id_ID" w:bidi="id_ID"/>
-          </w:rPr>
-          <w:rPr>
-            <w:color w:val="0000EE"/>
-            <w:u w:val="single"/>
-          </w:rPr>
-          <w:t>5:1–32</w:t>
-        </w:r>
-      </w:hyperlink>
+      <w:r>
+        <w:rPr>
+          <w:lang w:val="id_ID" w:bidi="id_ID"/>
+        </w:rPr>
+        <w:t>5:1–32</w:t>
+      </w:r>
       <w:r>
         <w:rPr>
           <w:lang w:val="id_ID" w:bidi="id_ID"/>
         </w:rPr>
         <w:t xml:space="preserve"> dimulai dengan mengingatkan bahwa manusia diciptakan menurut gambar Allah dan diberkati oleh-Nya (</w:t>
       </w:r>
-      <w:hyperlink r:id="rId23">
-        <w:r>
-          <w:rPr>
-            <w:lang w:val="id_ID" w:bidi="id_ID"/>
-          </w:rPr>
-          <w:rPr>
-            <w:color w:val="0000EE"/>
-            <w:u w:val="single"/>
-          </w:rPr>
-          <w:t>5:1–2</w:t>
-        </w:r>
-      </w:hyperlink>
+      <w:r>
+        <w:rPr>
+          <w:lang w:val="id_ID" w:bidi="id_ID"/>
+        </w:rPr>
+        <w:t>5:1–2</w:t>
+      </w:r>
       <w:r>
         <w:rPr>
           <w:lang w:val="id_ID" w:bidi="id_ID"/>
         </w:rPr>
         <w:t xml:space="preserve">). Ketika silsilah ditelusuri, kematian setiap generasi mengingatkan pembaca akan kutukan tersebut, dengan Henokh memberikan secercah harapan bahwa kutukan itu tidak kekal. Dalam </w:t>
       </w:r>
-      <w:hyperlink r:id="rId24">
-        <w:r>
-          <w:rPr>
-            <w:lang w:val="id_ID" w:bidi="id_ID"/>
-          </w:rPr>
-          <w:rPr>
-            <w:color w:val="0000EE"/>
-            <w:u w:val="single"/>
-          </w:rPr>
-          <w:t>6:1–8</w:t>
-        </w:r>
-      </w:hyperlink>
+      <w:r>
+        <w:rPr>
+          <w:lang w:val="id_ID" w:bidi="id_ID"/>
+        </w:rPr>
+        <w:t>6:1–8</w:t>
+      </w:r>
       <w:r>
         <w:rPr>
           <w:lang w:val="id_ID" w:bidi="id_ID"/>
         </w:rPr>
         <w:t>, kita belajar bahwa Allah menyesal telah menciptakan manusia dan memutuskan untuk menghakimi bumi. Nuh, meskipun demikian, menerima perkenanan Allah dan menjadi sumber pengharapan (</w:t>
       </w:r>
-      <w:hyperlink r:id="rId25">
-        <w:r>
-          <w:rPr>
-            <w:lang w:val="id_ID" w:bidi="id_ID"/>
-          </w:rPr>
-          <w:rPr>
-            <w:color w:val="0000EE"/>
-            <w:u w:val="single"/>
-          </w:rPr>
-          <w:t>5:29</w:t>
-        </w:r>
-      </w:hyperlink>
+      <w:r>
+        <w:rPr>
+          <w:lang w:val="id_ID" w:bidi="id_ID"/>
+        </w:rPr>
+        <w:t>5:29</w:t>
+      </w:r>
       <w:r>
         <w:rPr>
           <w:lang w:val="id_ID" w:bidi="id_ID"/>
         </w:rPr>
         <w:t xml:space="preserve">; </w:t>
       </w:r>
-      <w:hyperlink r:id="rId26">
-        <w:r>
-          <w:rPr>
-            <w:lang w:val="id_ID" w:bidi="id_ID"/>
-          </w:rPr>
-          <w:rPr>
-            <w:color w:val="0000EE"/>
-            <w:u w:val="single"/>
-          </w:rPr>
-          <w:t>6:8</w:t>
-        </w:r>
-      </w:hyperlink>
+      <w:r>
+        <w:rPr>
+          <w:lang w:val="id_ID" w:bidi="id_ID"/>
+        </w:rPr>
+        <w:t>6:8</w:t>
+      </w:r>
       <w:r>
         <w:rPr>
           <w:lang w:val="id_ID" w:bidi="id_ID"/>
@@ -646,18 +562,12 @@
         </w:rPr>
         <w:t>Bagian selanjutnya (</w:t>
       </w:r>
-      <w:hyperlink r:id="rId27">
-        <w:r>
-          <w:rPr>
-            <w:lang w:val="id_ID" w:bidi="id_ID"/>
-          </w:rPr>
-          <w:rPr>
-            <w:color w:val="0000EE"/>
-            <w:u w:val="single"/>
-          </w:rPr>
-          <w:t>6:9–9:29</w:t>
-        </w:r>
-      </w:hyperlink>
+      <w:r>
+        <w:rPr>
+          <w:lang w:val="id_ID" w:bidi="id_ID"/>
+        </w:rPr>
+        <w:t>6:9–9:29</w:t>
+      </w:r>
       <w:r>
         <w:rPr>
           <w:lang w:val="id_ID" w:bidi="id_ID"/>
@@ -678,36 +588,24 @@
         </w:rPr>
         <w:t>Namun, seiring dengan pertambahan populasi dunia dan telah tersebar ke dalam berbagai bangsa (</w:t>
       </w:r>
-      <w:hyperlink r:id="rId28">
-        <w:r>
-          <w:rPr>
-            <w:lang w:val="id_ID" w:bidi="id_ID"/>
-          </w:rPr>
-          <w:rPr>
-            <w:color w:val="0000EE"/>
-            <w:u w:val="single"/>
-          </w:rPr>
-          <w:t>10:1–11:9</w:t>
-        </w:r>
-      </w:hyperlink>
+      <w:r>
+        <w:rPr>
+          <w:lang w:val="id_ID" w:bidi="id_ID"/>
+        </w:rPr>
+        <w:t>10:1–11:9</w:t>
+      </w:r>
       <w:r>
         <w:rPr>
           <w:lang w:val="id_ID" w:bidi="id_ID"/>
         </w:rPr>
         <w:t>), orang-orang kembali terjerumus dalam ketidaktaatan. Karena pemberontakan mereka, Allah mencerai-beraikan mereka untuk mencegah kejahatan yang lebih besar (</w:t>
       </w:r>
-      <w:hyperlink r:id="rId29">
-        <w:r>
-          <w:rPr>
-            <w:lang w:val="id_ID" w:bidi="id_ID"/>
-          </w:rPr>
-          <w:rPr>
-            <w:color w:val="0000EE"/>
-            <w:u w:val="single"/>
-          </w:rPr>
-          <w:t>11:1–9</w:t>
-        </w:r>
-      </w:hyperlink>
+      <w:r>
+        <w:rPr>
+          <w:lang w:val="id_ID" w:bidi="id_ID"/>
+        </w:rPr>
+        <w:t>11:1–9</w:t>
+      </w:r>
       <w:r>
         <w:rPr>
           <w:lang w:val="id_ID" w:bidi="id_ID"/>
@@ -728,54 +626,36 @@
         </w:rPr>
         <w:t xml:space="preserve">Setelah kekacauan bangsa-bangsa yang terpencar, </w:t>
       </w:r>
-      <w:hyperlink r:id="rId30">
-        <w:r>
-          <w:rPr>
-            <w:lang w:val="id_ID" w:bidi="id_ID"/>
-          </w:rPr>
-          <w:rPr>
-            <w:color w:val="0000EE"/>
-            <w:u w:val="single"/>
-          </w:rPr>
-          <w:t>11:10–26</w:t>
-        </w:r>
-      </w:hyperlink>
+      <w:r>
+        <w:rPr>
+          <w:lang w:val="id_ID" w:bidi="id_ID"/>
+        </w:rPr>
+        <w:t>11:10–26</w:t>
+      </w:r>
       <w:r>
         <w:rPr>
           <w:lang w:val="id_ID" w:bidi="id_ID"/>
         </w:rPr>
         <w:t xml:space="preserve"> memfokuskan kembali perhatian pada Abram, orang yang dipilih Allah untuk membawa berkat bagi semua. Bagian selanjutnya dari kitab ini (</w:t>
       </w:r>
-      <w:hyperlink r:id="rId31">
-        <w:r>
-          <w:rPr>
-            <w:lang w:val="id_ID" w:bidi="id_ID"/>
-          </w:rPr>
-          <w:rPr>
-            <w:color w:val="0000EE"/>
-            <w:u w:val="single"/>
-          </w:rPr>
-          <w:t>11:27–50:26</w:t>
-        </w:r>
-      </w:hyperlink>
+      <w:r>
+        <w:rPr>
+          <w:lang w:val="id_ID" w:bidi="id_ID"/>
+        </w:rPr>
+        <w:t>11:27–50:26</w:t>
+      </w:r>
       <w:r>
         <w:rPr>
           <w:lang w:val="id_ID" w:bidi="id_ID"/>
         </w:rPr>
         <w:t>) menceritakan tentang berkat Allah kepada Abram dan keturunannya. Awalnya Allah membangun perjanjian dengan Abram (</w:t>
       </w:r>
-      <w:hyperlink r:id="rId32">
-        <w:r>
-          <w:rPr>
-            <w:lang w:val="id_ID" w:bidi="id_ID"/>
-          </w:rPr>
-          <w:rPr>
-            <w:color w:val="0000EE"/>
-            <w:u w:val="single"/>
-          </w:rPr>
-          <w:t>11:27–25:11</w:t>
-        </w:r>
-      </w:hyperlink>
+      <w:r>
+        <w:rPr>
+          <w:lang w:val="id_ID" w:bidi="id_ID"/>
+        </w:rPr>
+        <w:t>11:27–25:11</w:t>
+      </w:r>
       <w:r>
         <w:rPr>
           <w:lang w:val="id_ID" w:bidi="id_ID"/>
@@ -796,72 +676,48 @@
         </w:rPr>
         <w:t>Ketika membahas setiap generasi, Kitab Kejadian memberikan penjelasan singkat tentang keluarga-keluarga yang bukan nenek moyang Israel, sebelum beralih ke garis keturunan Israel. Misalnya, setelah secara singkat menceritakan apa yang terjadi pada Ismael (</w:t>
       </w:r>
-      <w:hyperlink r:id="rId33">
-        <w:r>
-          <w:rPr>
-            <w:lang w:val="id_ID" w:bidi="id_ID"/>
-          </w:rPr>
-          <w:rPr>
-            <w:color w:val="0000EE"/>
-            <w:u w:val="single"/>
-          </w:rPr>
-          <w:t>25:12–18</w:t>
-        </w:r>
-      </w:hyperlink>
+      <w:r>
+        <w:rPr>
+          <w:lang w:val="id_ID" w:bidi="id_ID"/>
+        </w:rPr>
+        <w:t>25:12–18</w:t>
+      </w:r>
       <w:r>
         <w:rPr>
           <w:lang w:val="id_ID" w:bidi="id_ID"/>
         </w:rPr>
         <w:t>), kitab Kejadian menceritakan secara terperinci apa yang terjadi pada Ishak dan keluarganya (25:1</w:t>
       </w:r>
-      <w:hyperlink r:id="rId34">
-        <w:r>
-          <w:rPr>
-            <w:lang w:val="id_ID" w:bidi="id_ID"/>
-          </w:rPr>
-          <w:rPr>
-            <w:color w:val="0000EE"/>
-            <w:u w:val="single"/>
-          </w:rPr>
-          <w:t>9–35:29</w:t>
-        </w:r>
-      </w:hyperlink>
+      <w:r>
+        <w:rPr>
+          <w:lang w:val="id_ID" w:bidi="id_ID"/>
+        </w:rPr>
+        <w:t>9–35:29</w:t>
+      </w:r>
       <w:r>
         <w:rPr>
           <w:lang w:val="id_ID" w:bidi="id_ID"/>
         </w:rPr>
         <w:t>). Demikian juga, garis keturunan Esau (Edom) dibahas secara singkat (</w:t>
       </w:r>
-      <w:hyperlink r:id="rId35">
-        <w:r>
-          <w:rPr>
-            <w:lang w:val="id_ID" w:bidi="id_ID"/>
-          </w:rPr>
-          <w:rPr>
-            <w:color w:val="0000EE"/>
-            <w:u w:val="single"/>
-          </w:rPr>
-          <w:t>36:1–37:1</w:t>
-        </w:r>
-      </w:hyperlink>
+      <w:r>
+        <w:rPr>
+          <w:lang w:val="id_ID" w:bidi="id_ID"/>
+        </w:rPr>
+        <w:t>36:1–37:1</w:t>
+      </w:r>
       <w:r>
         <w:rPr>
           <w:lang w:val="id_ID" w:bidi="id_ID"/>
         </w:rPr>
         <w:t>) sebelum bagian akhir yang panjang, yang membahas garis keturunan terpilih dari Yakub sang pewaris (</w:t>
       </w:r>
-      <w:hyperlink r:id="rId36">
-        <w:r>
-          <w:rPr>
-            <w:lang w:val="id_ID" w:bidi="id_ID"/>
-          </w:rPr>
-          <w:rPr>
-            <w:color w:val="0000EE"/>
-            <w:u w:val="single"/>
-          </w:rPr>
-          <w:t>37:2–50:26</w:t>
-        </w:r>
-      </w:hyperlink>
+      <w:r>
+        <w:rPr>
+          <w:lang w:val="id_ID" w:bidi="id_ID"/>
+        </w:rPr>
+        <w:t>37:2–50:26</w:t>
+      </w:r>
       <w:r>
         <w:rPr>
           <w:lang w:val="id_ID" w:bidi="id_ID"/>
@@ -882,18 +738,12 @@
         </w:rPr>
         <w:t>Pada bagian akhir ini, kitab Kejadian mencatat bagaimana keluarga Yakub berakhir di Mesir dan bukan di tanah Kanaan. Terlepas dari serangkaian peristiwa tragis yang menyebabkan mereka berada di Mesir, Allah masih tetap menjalankan rencana-Nya bagi orang-orang Israel. Kitab ini diakhiri dengan janji kedatangan Tuhan untuk menyelamatkan umat-Nya dari Mesir (</w:t>
       </w:r>
-      <w:hyperlink r:id="rId37">
-        <w:r>
-          <w:rPr>
-            <w:lang w:val="id_ID" w:bidi="id_ID"/>
-          </w:rPr>
-          <w:rPr>
-            <w:color w:val="0000EE"/>
-            <w:u w:val="single"/>
-          </w:rPr>
-          <w:t>50:24–26</w:t>
-        </w:r>
-      </w:hyperlink>
+      <w:r>
+        <w:rPr>
+          <w:lang w:val="id_ID" w:bidi="id_ID"/>
+        </w:rPr>
+        <w:t>50:24–26</w:t>
+      </w:r>
       <w:r>
         <w:rPr>
           <w:lang w:val="id_ID" w:bidi="id_ID"/>
@@ -952,18 +802,12 @@
         </w:rPr>
         <w:t>Akan tetapi, baik Kitab Suci maupun tradisi mengaitkan Pentateukh kepada Musa. Musa dididik dalam semua hikmat orang Mesir (</w:t>
       </w:r>
-      <w:hyperlink r:id="rId38">
-        <w:r>
-          <w:rPr>
-            <w:lang w:val="id_ID" w:bidi="id_ID"/>
-          </w:rPr>
-          <w:rPr>
-            <w:color w:val="0000EE"/>
-            <w:u w:val="single"/>
-          </w:rPr>
-          <w:t>Kisah Para Rasul 7:22</w:t>
-        </w:r>
-      </w:hyperlink>
+      <w:r>
+        <w:rPr>
+          <w:lang w:val="id_ID" w:bidi="id_ID"/>
+        </w:rPr>
+        <w:t>Kisah Para Rasul 7:22</w:t>
+      </w:r>
       <w:r>
         <w:rPr>
           <w:lang w:val="id_ID" w:bidi="id_ID"/>
@@ -984,18 +828,12 @@
         </w:rPr>
         <w:t xml:space="preserve">Mungkin saja Musa berperan sebagai sumber utama dari materi yang tercatat dalam Pentateukh dan beberapa penyesuaian editorial dilakukan kemudian (termasuk catatan tentang kematian Musa, </w:t>
       </w:r>
-      <w:hyperlink r:id="rId39">
-        <w:r>
-          <w:rPr>
-            <w:lang w:val="id_ID" w:bidi="id_ID"/>
-          </w:rPr>
-          <w:rPr>
-            <w:color w:val="0000EE"/>
-            <w:u w:val="single"/>
-          </w:rPr>
-          <w:t>Ul. 34</w:t>
-        </w:r>
-      </w:hyperlink>
+      <w:r>
+        <w:rPr>
+          <w:lang w:val="id_ID" w:bidi="id_ID"/>
+        </w:rPr>
+        <w:t>Ul. 34</w:t>
+      </w:r>
       <w:r>
         <w:rPr>
           <w:lang w:val="id_ID" w:bidi="id_ID"/>
@@ -1041,18 +879,12 @@
         </w:rPr>
         <w:t xml:space="preserve">Kitab Kejadian juga memuat bagian-bagian dan ungkapan-ungkapan yang jelas merupakan catatan penjelasan yang ditambahkan kemudian. Beberapa bagian (seperti daftar raja-raja Edom, </w:t>
       </w:r>
-      <w:hyperlink r:id="rId40">
-        <w:r>
-          <w:rPr>
-            <w:lang w:val="id_ID" w:bidi="id_ID"/>
-          </w:rPr>
-          <w:rPr>
-            <w:color w:val="0000EE"/>
-            <w:u w:val="single"/>
-          </w:rPr>
-          <w:t>36:31–43</w:t>
-        </w:r>
-      </w:hyperlink>
+      <w:r>
+        <w:rPr>
+          <w:lang w:val="id_ID" w:bidi="id_ID"/>
+        </w:rPr>
+        <w:t>36:31–43</w:t>
+      </w:r>
       <w:r>
         <w:rPr>
           <w:lang w:val="id_ID" w:bidi="id_ID"/>
@@ -1098,36 +930,24 @@
         </w:rPr>
         <w:t xml:space="preserve">Mitos. Literatur mitologi menjelaskan asal-usul segala sesuatu secara simbolis melalui tindakan para dewa dan makhluk-makhluk supranatural. Bagi bangsa-bangsa kuno, mitos adalah kepercayaan yang menjelaskan tentang kehidupan dan realitas. Seluruh sistem kegiatan ritual dikembangkan untuk memastikan bahwa kekuatan kesuburan, kehidupan, dan kematian akan terus berlanjut dari tahun ke tahun. Beberapa dari ritual ini memunculkan praktik prostitusi kultus (lihat </w:t>
       </w:r>
-      <w:hyperlink r:id="rId41">
-        <w:r>
-          <w:rPr>
-            <w:lang w:val="id_ID" w:bidi="id_ID"/>
-          </w:rPr>
-          <w:rPr>
-            <w:color w:val="0000EE"/>
-            <w:u w:val="single"/>
-          </w:rPr>
-          <w:t>Kej. 38:15</w:t>
-        </w:r>
-      </w:hyperlink>
+      <w:r>
+        <w:rPr>
+          <w:lang w:val="id_ID" w:bidi="id_ID"/>
+        </w:rPr>
+        <w:t>Kej. 38:15</w:t>
+      </w:r>
       <w:r>
         <w:rPr>
           <w:lang w:val="id_ID" w:bidi="id_ID"/>
         </w:rPr>
         <w:t xml:space="preserve">, </w:t>
       </w:r>
-      <w:hyperlink r:id="rId42">
-        <w:r>
-          <w:rPr>
-            <w:lang w:val="id_ID" w:bidi="id_ID"/>
-          </w:rPr>
-          <w:rPr>
-            <w:color w:val="0000EE"/>
-            <w:u w:val="single"/>
-          </w:rPr>
-          <w:t>21–22</w:t>
-        </w:r>
-      </w:hyperlink>
+      <w:r>
+        <w:rPr>
+          <w:lang w:val="id_ID" w:bidi="id_ID"/>
+        </w:rPr>
+        <w:t>21–22</w:t>
+      </w:r>
       <w:r>
         <w:rPr>
           <w:lang w:val="id_ID" w:bidi="id_ID"/>
@@ -1162,18 +982,12 @@
         </w:rPr>
         <w:t>Jika Kitab Kejadian memakai unsur bahasa mitologi, itu sengaja dilakukan untuk membedakannya dengan kepercayaan para penyembah berhala dan menunjukkan bahwa Tuhan Allah adalah yang berkuasa atas gagasan tersebut. Sebagai contoh, banyak bangsa-bangsa kuno yang menyembah matahari sebagai dewa, tetapi dalam Kitab Kejadian, matahari melayani keinginan Sang Pencipta (</w:t>
       </w:r>
-      <w:hyperlink r:id="rId43">
-        <w:r>
-          <w:rPr>
-            <w:lang w:val="id_ID" w:bidi="id_ID"/>
-          </w:rPr>
-          <w:rPr>
-            <w:color w:val="0000EE"/>
-            <w:u w:val="single"/>
-          </w:rPr>
-          <w:t>1:14–18</w:t>
-        </w:r>
-      </w:hyperlink>
+      <w:r>
+        <w:rPr>
+          <w:lang w:val="id_ID" w:bidi="id_ID"/>
+        </w:rPr>
+        <w:t>1:14–18</w:t>
+      </w:r>
       <w:r>
         <w:rPr>
           <w:lang w:val="id_ID" w:bidi="id_ID"/>
@@ -1208,18 +1022,12 @@
         </w:rPr>
         <w:t xml:space="preserve">Unsur-unsur etiologis memang terdapat dalam Kitab Kejadian, karena kitab ini memberikan dasar dan alasan untuk hampir semua hal yang akan dilakukan oleh Israel di kemudian hari. Contohnya, kisah penciptaan dalam Kitab </w:t>
       </w:r>
-      <w:hyperlink r:id="rId44">
-        <w:r>
-          <w:rPr>
-            <w:lang w:val="id_ID" w:bidi="id_ID"/>
-          </w:rPr>
-          <w:rPr>
-            <w:color w:val="0000EE"/>
-            <w:u w:val="single"/>
-          </w:rPr>
-          <w:t>Kejadian 2</w:t>
-        </w:r>
-      </w:hyperlink>
+      <w:r>
+        <w:rPr>
+          <w:lang w:val="id_ID" w:bidi="id_ID"/>
+        </w:rPr>
+        <w:t>Kejadian 2</w:t>
+      </w:r>
       <w:r>
         <w:rPr>
           <w:lang w:val="id_ID" w:bidi="id_ID"/>
@@ -1363,54 +1171,36 @@
         </w:rPr>
         <w:t>Israel dapat menelusuri garis keturunannya kepada Abraham yang adalah leluhur dan nasibnya kepada janji-janji Tuhan (</w:t>
       </w:r>
-      <w:hyperlink r:id="rId45">
-        <w:r>
-          <w:rPr>
-            <w:lang w:val="id_ID" w:bidi="id_ID"/>
-          </w:rPr>
-          <w:rPr>
-            <w:color w:val="0000EE"/>
-            <w:u w:val="single"/>
-          </w:rPr>
-          <w:t>12:1–3</w:t>
-        </w:r>
-      </w:hyperlink>
+      <w:r>
+        <w:rPr>
+          <w:lang w:val="id_ID" w:bidi="id_ID"/>
+        </w:rPr>
+        <w:t>12:1–3</w:t>
+      </w:r>
       <w:r>
         <w:rPr>
           <w:lang w:val="id_ID" w:bidi="id_ID"/>
         </w:rPr>
         <w:t xml:space="preserve">; </w:t>
       </w:r>
-      <w:hyperlink r:id="rId46">
-        <w:r>
-          <w:rPr>
-            <w:lang w:val="id_ID" w:bidi="id_ID"/>
-          </w:rPr>
-          <w:rPr>
-            <w:color w:val="0000EE"/>
-            <w:u w:val="single"/>
-          </w:rPr>
-          <w:t>15:1–21</w:t>
-        </w:r>
-      </w:hyperlink>
+      <w:r>
+        <w:rPr>
+          <w:lang w:val="id_ID" w:bidi="id_ID"/>
+        </w:rPr>
+        <w:t>15:1–21</w:t>
+      </w:r>
       <w:r>
         <w:rPr>
           <w:lang w:val="id_ID" w:bidi="id_ID"/>
         </w:rPr>
         <w:t xml:space="preserve">; </w:t>
       </w:r>
-      <w:hyperlink r:id="rId47">
-        <w:r>
-          <w:rPr>
-            <w:lang w:val="id_ID" w:bidi="id_ID"/>
-          </w:rPr>
-          <w:rPr>
-            <w:color w:val="0000EE"/>
-            <w:u w:val="single"/>
-          </w:rPr>
-          <w:t>17:1–8</w:t>
-        </w:r>
-      </w:hyperlink>
+      <w:r>
+        <w:rPr>
+          <w:lang w:val="id_ID" w:bidi="id_ID"/>
+        </w:rPr>
+        <w:t>17:1–8</w:t>
+      </w:r>
       <w:r>
         <w:rPr>
           <w:lang w:val="id_ID" w:bidi="id_ID"/>
@@ -1459,18 +1249,12 @@
         </w:rPr>
         <w:t xml:space="preserve">Kebaikan dan Kejahatan. Di dalam Kejadian, segala sesuatu yang baik diberkati oleh Allah: hal itu menghasilkan, meningkatkan, memelihara, dan menyelaraskan kehidupan. Sebaliknya, segala sesuatu yang jahat dikutuk: hal itu menyebabkan penderitaan, mengalihkan dari yang baik, dan menghalangi atau menghancurkan kehidupan. Kejadian menelusuri perjuangan abadi antara kebaikan dan kejahatan yang menjadi ciri khas manusia kita yang telah jatuh. Allah akan mendatangkan kebaikan yang lebih besar, membangun iman umat-Nya, dan pada akhirnya mengalahkan semua kejahatan (bdk. </w:t>
       </w:r>
-      <w:hyperlink r:id="rId48">
-        <w:r>
-          <w:rPr>
-            <w:lang w:val="id_ID" w:bidi="id_ID"/>
-          </w:rPr>
-          <w:rPr>
-            <w:color w:val="0000EE"/>
-            <w:u w:val="single"/>
-          </w:rPr>
-          <w:t>Rm 8:28</w:t>
-        </w:r>
-      </w:hyperlink>
+      <w:r>
+        <w:rPr>
+          <w:lang w:val="id_ID" w:bidi="id_ID"/>
+        </w:rPr>
+        <w:t>Rm 8:28</w:t>
+      </w:r>
       <w:r>
         <w:rPr>
           <w:lang w:val="id_ID" w:bidi="id_ID"/>
@@ -1505,18 +1289,12 @@
         </w:rPr>
         <w:t>Pemerintahan Tuhan. Kejadian adalah pengantar yang tepat untuk pendirian teokrasi, pemerintahan Tuhan atas seluruh ciptaan yang akan ditegakkan melalui umat pilihan-Nya. Kejadian memaparkan wahyu awal tentang kedaulatan Allah. Dia adalah Tuhan Semesta Alam yang akan menggerakkan langit dan bumi untuk mewujudkan rencananya. Dia ingin memberkati orang-orang, tetapi dia tidak akan mentolerir pemberontakan dan ketidakpercayaan. Janji-janjinya adalah besar, dan Dia memiliki kemampuan penuh untuk memenuhinya. Untuk berpartisipasi dalam rencana-Nya selalu membutuhkan iman, karena tanpa iman tidak mungkin menyenangkan hati-Nya (</w:t>
       </w:r>
-      <w:hyperlink r:id="rId49">
-        <w:r>
-          <w:rPr>
-            <w:lang w:val="id_ID" w:bidi="id_ID"/>
-          </w:rPr>
-          <w:rPr>
-            <w:color w:val="0000EE"/>
-            <w:u w:val="single"/>
-          </w:rPr>
-          <w:t>Ibrani 11:6</w:t>
-        </w:r>
-      </w:hyperlink>
+      <w:r>
+        <w:rPr>
+          <w:lang w:val="id_ID" w:bidi="id_ID"/>
+        </w:rPr>
+        <w:t>Ibrani 11:6</w:t>
+      </w:r>
       <w:r>
         <w:rPr>
           <w:lang w:val="id_ID" w:bidi="id_ID"/>
